--- a/작업일지/졸업작품 작업일지 - 20+21주차.docx
+++ b/작업일지/졸업작품 작업일지 - 20+21주차.docx
@@ -1,6 +1,6 @@
 
 <file path=word/document.xml><?xml version="1.0" encoding="utf-8"?>
-<w:document xmlns:wpc="http://schemas.microsoft.com/office/word/2010/wordprocessingCanvas" xmlns:cx="http://schemas.microsoft.com/office/drawing/2014/chartex" xmlns:cx1="http://schemas.microsoft.com/office/drawing/2015/9/8/chartex" xmlns:cx2="http://schemas.microsoft.com/office/drawing/2015/10/21/chartex" xmlns:cx3="http://schemas.microsoft.com/office/drawing/2016/5/9/chartex" xmlns:cx4="http://schemas.microsoft.com/office/drawing/2016/5/10/chartex" xmlns:cx5="http://schemas.microsoft.com/office/drawing/2016/5/11/chartex" xmlns:cx6="http://schemas.microsoft.com/office/drawing/2016/5/12/chartex" xmlns:cx7="http://schemas.microsoft.com/office/drawing/2016/5/13/chartex" xmlns:cx8="http://schemas.microsoft.com/office/drawing/2016/5/14/chartex" xmlns:mc="http://schemas.openxmlformats.org/markup-compatibility/2006" xmlns:aink="http://schemas.microsoft.com/office/drawing/2016/ink" xmlns:am3d="http://schemas.microsoft.com/office/drawing/2017/model3d" xmlns:o="urn:schemas-microsoft-com:office:office" xmlns:oel="http://schemas.microsoft.com/office/2019/extlst" xmlns:r="http://schemas.openxmlformats.org/officeDocument/2006/relationships" xmlns:m="http://schemas.openxmlformats.org/officeDocument/2006/math" xmlns:v="urn:schemas-microsoft-com:vml" xmlns:wp14="http://schemas.microsoft.com/office/word/2010/wordprocessingDrawing" xmlns:wp="http://schemas.openxmlformats.org/drawingml/2006/wordprocessingDrawing" xmlns:w10="urn:schemas-microsoft-com:office:word" xmlns:w="http://schemas.openxmlformats.org/wordprocessingml/2006/main" xmlns:w14="http://schemas.microsoft.com/office/word/2010/wordml" xmlns:w15="http://schemas.microsoft.com/office/word/2012/wordml" xmlns:w16cex="http://schemas.microsoft.com/office/word/2018/wordml/cex" xmlns:w16cid="http://schemas.microsoft.com/office/word/2016/wordml/cid" xmlns:w16="http://schemas.microsoft.com/office/word/2018/wordml" xmlns:w16du="http://schemas.microsoft.com/office/word/2023/wordml/word16du" xmlns:w16sdtdh="http://schemas.microsoft.com/office/word/2020/wordml/sdtdatahash" xmlns:w16sdtfl="http://schemas.microsoft.com/office/word/2024/wordml/sdtformatlock" xmlns:w16se="http://schemas.microsoft.com/office/word/2015/wordml/symex" xmlns:wpg="http://schemas.microsoft.com/office/word/2010/wordprocessingGroup" xmlns:wpi="http://schemas.microsoft.com/office/word/2010/wordprocessingInk" xmlns:wne="http://schemas.microsoft.com/office/word/2006/wordml" xmlns:wps="http://schemas.microsoft.com/office/word/2010/wordprocessingShape" mc:Ignorable="w14 w15 w16se w16cid w16 w16cex w16sdtdh w16sdtfl w16du wp14">
+<w:document xmlns:wpc="http://schemas.microsoft.com/office/word/2010/wordprocessingCanvas" xmlns:mc="http://schemas.openxmlformats.org/markup-compatibility/2006" xmlns:o="urn:schemas-microsoft-com:office:office" xmlns:r="http://schemas.openxmlformats.org/officeDocument/2006/relationships" xmlns:m="http://schemas.openxmlformats.org/officeDocument/2006/math" xmlns:v="urn:schemas-microsoft-com:vml" xmlns:wp14="http://schemas.microsoft.com/office/word/2010/wordprocessingDrawing" xmlns:wp="http://schemas.openxmlformats.org/drawingml/2006/wordprocessingDrawing" xmlns:w10="urn:schemas-microsoft-com:office:word" xmlns:w="http://schemas.openxmlformats.org/wordprocessingml/2006/main" xmlns:w14="http://schemas.microsoft.com/office/word/2010/wordml" xmlns:w15="http://schemas.microsoft.com/office/word/2012/wordml" xmlns:wpg="http://schemas.microsoft.com/office/word/2010/wordprocessingGroup" xmlns:wpi="http://schemas.microsoft.com/office/word/2010/wordprocessingInk" xmlns:wne="http://schemas.microsoft.com/office/word/2006/wordml" xmlns:wps="http://schemas.microsoft.com/office/word/2010/wordprocessingShape">
   <w:body>
     <w:tbl>
       <w:tblPr>
@@ -19,7 +19,7 @@
       </w:tblGrid>
       <w:tr>
         <w:trPr>
-          <w:trHeight w:val="888"/>
+          <w:trHeight w:val="888" w:hRule="atLeast"/>
         </w:trPr>
         <w:tc>
           <w:tcPr>
@@ -35,7 +35,7 @@
             <w:pPr>
               <w:jc w:val="center"/>
               <w:rPr>
-                <w:u w:val="single"/>
+                <w:u w:val="single" w:color="auto"/>
               </w:rPr>
             </w:pPr>
             <w:r>
@@ -43,7 +43,7 @@
                 <w:rFonts w:hint="eastAsia"/>
                 <w:sz w:val="36"/>
                 <w:szCs w:val="40"/>
-                <w:u w:val="single"/>
+                <w:u w:val="single" w:color="auto"/>
               </w:rPr>
               <w:t>졸업작품 작업일지</w:t>
             </w:r>
@@ -238,7 +238,7 @@
       </w:tr>
       <w:tr>
         <w:trPr>
-          <w:trHeight w:val="648"/>
+          <w:trHeight w:val="648" w:hRule="atLeast"/>
         </w:trPr>
         <w:tc>
           <w:tcPr>
@@ -417,7 +417,7 @@
       </w:tr>
       <w:tr>
         <w:trPr>
-          <w:trHeight w:val="1266"/>
+          <w:trHeight w:val="1266" w:hRule="atLeast"/>
         </w:trPr>
         <w:tc>
           <w:tcPr>
@@ -512,6 +512,15 @@
               </w:rPr>
               <w:t>우상훈:</w:t>
             </w:r>
+            <w:r>
+              <w:rPr>
+                <w:lang w:eastAsia="ko-KR"/>
+                <w:rFonts w:hint="eastAsia"/>
+                <w:b/>
+                <w:rtl w:val="off"/>
+              </w:rPr>
+              <w:t xml:space="preserve"> 플레이어 방 입장 및 퇴장 프로토콜 설계 후 구현</w:t>
+            </w:r>
           </w:p>
           <w:p>
             <w:pPr>
@@ -574,428 +583,433 @@
     <w:p>
       <w:pPr>
         <w:pStyle w:val="a3"/>
+        <w:ind w:leftChars="0"/>
+        <w:jc w:val="left"/>
         <w:numPr>
           <w:ilvl w:val="0"/>
           <w:numId w:val="1"/>
         </w:numPr>
+        <w:rPr>
+          <w:sz w:val="22"/>
+        </w:rPr>
+      </w:pPr>
+      <w:r>
+        <w:rPr>
+          <w:rFonts w:hint="eastAsia"/>
+          <w:sz w:val="22"/>
+        </w:rPr>
+        <w:t>특정 몬스터 텍스처 검은색으로 나오는 버그 수정</w:t>
+      </w:r>
+    </w:p>
+    <w:p>
+      <w:pPr>
+        <w:pStyle w:val="a3"/>
         <w:ind w:leftChars="0"/>
         <w:jc w:val="left"/>
-        <w:rPr>
-          <w:sz w:val="22"/>
-        </w:rPr>
-      </w:pPr>
-      <w:r>
-        <w:rPr>
-          <w:rFonts w:hint="eastAsia"/>
-          <w:sz w:val="22"/>
-        </w:rPr>
-        <w:t>특정 몬스터 텍스처 검은색으로 나오는 버그 수정</w:t>
-      </w:r>
-    </w:p>
-    <w:p>
-      <w:pPr>
-        <w:pStyle w:val="a3"/>
         <w:numPr>
           <w:ilvl w:val="1"/>
           <w:numId w:val="1"/>
         </w:numPr>
+        <w:rPr>
+          <w:sz w:val="22"/>
+        </w:rPr>
+      </w:pPr>
+      <w:r>
+        <w:rPr>
+          <w:rFonts w:hint="eastAsia"/>
+          <w:sz w:val="22"/>
+        </w:rPr>
+        <w:t>Dragon, Eyeball 두 종류의 몬스터가 해당 버그 대상</w:t>
+      </w:r>
+    </w:p>
+    <w:p>
+      <w:pPr>
+        <w:pStyle w:val="a3"/>
         <w:ind w:leftChars="0"/>
         <w:jc w:val="left"/>
-        <w:rPr>
-          <w:sz w:val="22"/>
-        </w:rPr>
-      </w:pPr>
-      <w:r>
-        <w:rPr>
-          <w:rFonts w:hint="eastAsia"/>
-          <w:sz w:val="22"/>
-        </w:rPr>
-        <w:t>Dragon, Eyeball 두 종류의 몬스터가 해당 버그 대상</w:t>
-      </w:r>
-    </w:p>
-    <w:p>
-      <w:pPr>
-        <w:pStyle w:val="a3"/>
         <w:numPr>
           <w:ilvl w:val="1"/>
           <w:numId w:val="1"/>
         </w:numPr>
+        <w:rPr>
+          <w:sz w:val="22"/>
+        </w:rPr>
+      </w:pPr>
+      <w:r>
+        <w:rPr>
+          <w:rFonts w:hint="eastAsia"/>
+          <w:sz w:val="22"/>
+        </w:rPr>
+        <w:t>Unity에서 추출할 때부터 Albedo 텍스처가 추출되지 않았음</w:t>
+      </w:r>
+    </w:p>
+    <w:p>
+      <w:pPr>
+        <w:pStyle w:val="a3"/>
         <w:ind w:leftChars="0"/>
         <w:jc w:val="left"/>
-        <w:rPr>
-          <w:sz w:val="22"/>
-        </w:rPr>
-      </w:pPr>
-      <w:r>
-        <w:rPr>
-          <w:rFonts w:hint="eastAsia"/>
-          <w:sz w:val="22"/>
-        </w:rPr>
-        <w:t>Unity에서 추출할 때부터 Albedo 텍스처가 추출되지 않았음</w:t>
-      </w:r>
-    </w:p>
-    <w:p>
-      <w:pPr>
-        <w:pStyle w:val="a3"/>
         <w:numPr>
           <w:ilvl w:val="2"/>
           <w:numId w:val="1"/>
         </w:numPr>
-        <w:ind w:leftChars="0"/>
+        <w:rPr>
+          <w:sz w:val="22"/>
+        </w:rPr>
+      </w:pPr>
+      <w:r>
+        <w:rPr>
+          <w:rFonts w:hint="eastAsia"/>
+          <w:sz w:val="22"/>
+        </w:rPr>
+        <w:t xml:space="preserve">에셋 제작자가 만든 커스텀 셰이더에서는 URP 셰이더의 </w:t>
+      </w:r>
+      <w:r>
+        <w:rPr>
+          <w:sz w:val="22"/>
+        </w:rPr>
+        <w:t>“</w:t>
+      </w:r>
+      <w:r>
+        <w:rPr>
+          <w:rFonts w:hint="eastAsia"/>
+          <w:sz w:val="22"/>
+        </w:rPr>
+        <w:t>_MainTex</w:t>
+      </w:r>
+      <w:r>
+        <w:rPr>
+          <w:sz w:val="22"/>
+        </w:rPr>
+        <w:t>”</w:t>
+      </w:r>
+      <w:r>
+        <w:rPr>
+          <w:rFonts w:hint="eastAsia"/>
+          <w:sz w:val="22"/>
+        </w:rPr>
+        <w:t xml:space="preserve"> 프로퍼티 대신</w:t>
+      </w:r>
+      <w:r>
+        <w:rPr>
+          <w:sz w:val="22"/>
+        </w:rPr>
+        <w:br/>
+      </w:r>
+      <w:r>
+        <w:rPr>
+          <w:sz w:val="22"/>
+        </w:rPr>
+        <w:t>“</w:t>
+      </w:r>
+      <w:r>
+        <w:rPr>
+          <w:rFonts w:hint="eastAsia"/>
+          <w:sz w:val="22"/>
+        </w:rPr>
+        <w:t>_</w:t>
+      </w:r>
+      <w:r>
+        <w:rPr>
+          <w:sz w:val="22"/>
+        </w:rPr>
+        <w:t xml:space="preserve"> </w:t>
+      </w:r>
+      <w:r>
+        <w:rPr>
+          <w:sz w:val="22"/>
+        </w:rPr>
+        <w:t>TextureSample0</w:t>
+      </w:r>
+      <w:r>
+        <w:rPr>
+          <w:sz w:val="22"/>
+        </w:rPr>
+        <w:t>”</w:t>
+      </w:r>
+      <w:r>
+        <w:rPr>
+          <w:rFonts w:hint="eastAsia"/>
+          <w:sz w:val="22"/>
+        </w:rPr>
+        <w:t xml:space="preserve"> 프로퍼티를 지정해 Albedo 텍스처를 저장하고 있었음</w:t>
+      </w:r>
+    </w:p>
+    <w:p>
+      <w:pPr>
+        <w:pStyle w:val="a3"/>
+        <w:ind w:left="1200"/>
         <w:jc w:val="left"/>
-        <w:rPr>
-          <w:sz w:val="22"/>
-        </w:rPr>
-      </w:pPr>
-      <w:r>
-        <w:rPr>
-          <w:rFonts w:hint="eastAsia"/>
-          <w:sz w:val="22"/>
-        </w:rPr>
-        <w:t xml:space="preserve">에셋 제작자가 만든 커스텀 셰이더에서는 URP 셰이더의 </w:t>
-      </w:r>
-      <w:r>
-        <w:rPr>
-          <w:sz w:val="22"/>
-        </w:rPr>
-        <w:t>“</w:t>
-      </w:r>
-      <w:r>
-        <w:rPr>
-          <w:rFonts w:hint="eastAsia"/>
-          <w:sz w:val="22"/>
-        </w:rPr>
-        <w:t>_MainTex</w:t>
-      </w:r>
-      <w:r>
-        <w:rPr>
-          <w:sz w:val="22"/>
-        </w:rPr>
-        <w:t>”</w:t>
-      </w:r>
-      <w:r>
-        <w:rPr>
-          <w:rFonts w:hint="eastAsia"/>
-          <w:sz w:val="22"/>
-        </w:rPr>
-        <w:t xml:space="preserve"> 프로퍼티 대신</w:t>
-      </w:r>
-      <w:r>
-        <w:rPr>
-          <w:sz w:val="22"/>
-        </w:rPr>
-        <w:br/>
-        <w:t>“</w:t>
-      </w:r>
-      <w:r>
-        <w:rPr>
-          <w:rFonts w:hint="eastAsia"/>
-          <w:sz w:val="22"/>
-        </w:rPr>
-        <w:t>_</w:t>
-      </w:r>
-      <w:r>
-        <w:rPr>
-          <w:sz w:val="22"/>
-        </w:rPr>
-        <w:t xml:space="preserve"> </w:t>
-      </w:r>
-      <w:r>
-        <w:rPr>
-          <w:sz w:val="22"/>
-        </w:rPr>
-        <w:t>TextureSample0</w:t>
-      </w:r>
-      <w:r>
-        <w:rPr>
-          <w:sz w:val="22"/>
-        </w:rPr>
-        <w:t>”</w:t>
-      </w:r>
-      <w:r>
-        <w:rPr>
-          <w:rFonts w:hint="eastAsia"/>
-          <w:sz w:val="22"/>
-        </w:rPr>
-        <w:t xml:space="preserve"> 프로퍼티를 지정해 Albedo 텍스처를 저장하고 있었음</w:t>
-      </w:r>
-    </w:p>
-    <w:p>
-      <w:pPr>
-        <w:pStyle w:val="a3"/>
         <w:numPr>
           <w:ilvl w:val="2"/>
           <w:numId w:val="1"/>
         </w:numPr>
-        <w:ind w:left="1200"/>
+        <w:rPr>
+          <w:sz w:val="22"/>
+        </w:rPr>
+      </w:pPr>
+      <w:r>
+        <w:rPr>
+          <w:sz w:val="22"/>
+        </w:rPr>
+        <w:t>“</w:t>
+      </w:r>
+      <w:r>
+        <w:rPr>
+          <w:rFonts w:hint="eastAsia"/>
+          <w:sz w:val="22"/>
+        </w:rPr>
+        <w:t>_</w:t>
+      </w:r>
+      <w:r>
+        <w:rPr>
+          <w:sz w:val="22"/>
+        </w:rPr>
+        <w:t xml:space="preserve"> </w:t>
+      </w:r>
+      <w:r>
+        <w:rPr>
+          <w:sz w:val="22"/>
+        </w:rPr>
+        <w:t>TextureSample0</w:t>
+      </w:r>
+      <w:r>
+        <w:rPr>
+          <w:sz w:val="22"/>
+        </w:rPr>
+        <w:t>”</w:t>
+      </w:r>
+      <w:r>
+        <w:rPr>
+          <w:rFonts w:hint="eastAsia"/>
+          <w:sz w:val="22"/>
+        </w:rPr>
+        <w:t xml:space="preserve"> 프로퍼티를 포함하여, Albedo 텍스처일 가능성이 있는 프로퍼티</w:t>
+      </w:r>
+      <w:r>
+        <w:rPr>
+          <w:sz w:val="22"/>
+        </w:rPr>
+        <w:br/>
+      </w:r>
+      <w:r>
+        <w:rPr>
+          <w:rFonts w:hint="eastAsia"/>
+          <w:sz w:val="22"/>
+        </w:rPr>
+        <w:t>이름들을 순회하여 찾으면 추출하는 방식으로 구현</w:t>
+      </w:r>
+      <w:r>
+        <w:rPr>
+          <w:sz w:val="22"/>
+        </w:rPr>
+        <w:br/>
+      </w:r>
+      <w:r>
+        <w:rPr>
+          <w:rFonts w:hint="eastAsia"/>
+          <w:sz w:val="22"/>
+        </w:rPr>
+        <w:t>(</w:t>
+      </w:r>
+      <w:r>
+        <w:rPr>
+          <w:sz w:val="22"/>
+        </w:rPr>
+        <w:t>"_MainTex", "_BaseMap", "_BaseColorMap", "_AlbedoMap", "_TextureSample0</w:t>
+      </w:r>
+      <w:r>
+        <w:rPr>
+          <w:sz w:val="22"/>
+        </w:rPr>
+        <w:t>”</w:t>
+      </w:r>
+      <w:r>
+        <w:rPr>
+          <w:rFonts w:hint="eastAsia"/>
+          <w:sz w:val="22"/>
+        </w:rPr>
+        <w:t>)</w:t>
+      </w:r>
+    </w:p>
+    <w:p>
+      <w:pPr>
+        <w:pStyle w:val="a3"/>
+        <w:ind w:leftChars="0"/>
         <w:jc w:val="left"/>
-        <w:rPr>
-          <w:sz w:val="22"/>
-        </w:rPr>
-      </w:pPr>
-      <w:r>
-        <w:rPr>
-          <w:sz w:val="22"/>
-        </w:rPr>
-        <w:t>“</w:t>
-      </w:r>
-      <w:r>
-        <w:rPr>
-          <w:rFonts w:hint="eastAsia"/>
-          <w:sz w:val="22"/>
-        </w:rPr>
-        <w:t>_</w:t>
-      </w:r>
-      <w:r>
-        <w:rPr>
-          <w:sz w:val="22"/>
-        </w:rPr>
-        <w:t xml:space="preserve"> </w:t>
-      </w:r>
-      <w:r>
-        <w:rPr>
-          <w:sz w:val="22"/>
-        </w:rPr>
-        <w:t>TextureSample0</w:t>
-      </w:r>
-      <w:r>
-        <w:rPr>
-          <w:sz w:val="22"/>
-        </w:rPr>
-        <w:t>”</w:t>
-      </w:r>
-      <w:r>
-        <w:rPr>
-          <w:rFonts w:hint="eastAsia"/>
-          <w:sz w:val="22"/>
-        </w:rPr>
-        <w:t xml:space="preserve"> 프로퍼티를 포함하여, Albedo 텍스처일 가능성이 있는 프로퍼티</w:t>
-      </w:r>
-      <w:r>
-        <w:rPr>
-          <w:sz w:val="22"/>
-        </w:rPr>
-        <w:br/>
-      </w:r>
-      <w:r>
-        <w:rPr>
-          <w:rFonts w:hint="eastAsia"/>
-          <w:sz w:val="22"/>
-        </w:rPr>
-        <w:t>이름들을 순회하여 찾으면 추출하는 방식으로 구현</w:t>
-      </w:r>
-      <w:r>
-        <w:rPr>
-          <w:sz w:val="22"/>
-        </w:rPr>
-        <w:br/>
-      </w:r>
-      <w:r>
-        <w:rPr>
-          <w:rFonts w:hint="eastAsia"/>
-          <w:sz w:val="22"/>
-        </w:rPr>
-        <w:t>(</w:t>
-      </w:r>
-      <w:r>
-        <w:rPr>
-          <w:sz w:val="22"/>
-        </w:rPr>
-        <w:t>"_MainTex", "_BaseMap", "_BaseColorMap", "_AlbedoMap", "_TextureSample0</w:t>
-      </w:r>
-      <w:r>
-        <w:rPr>
-          <w:sz w:val="22"/>
-        </w:rPr>
-        <w:t>”</w:t>
-      </w:r>
-      <w:r>
-        <w:rPr>
-          <w:rFonts w:hint="eastAsia"/>
-          <w:sz w:val="22"/>
-        </w:rPr>
-        <w:t>)</w:t>
-      </w:r>
-    </w:p>
-    <w:p>
-      <w:pPr>
-        <w:pStyle w:val="a3"/>
         <w:numPr>
           <w:ilvl w:val="0"/>
           <w:numId w:val="1"/>
         </w:numPr>
+        <w:rPr>
+          <w:sz w:val="22"/>
+        </w:rPr>
+      </w:pPr>
+      <w:r>
+        <w:rPr>
+          <w:rFonts w:hint="eastAsia"/>
+          <w:sz w:val="22"/>
+        </w:rPr>
+        <w:t>스킨메시와 일반메시 혼합된 모델 렌더링 시 알아서 셰이더 분할해서 들어가도록 구현</w:t>
+      </w:r>
+    </w:p>
+    <w:p>
+      <w:pPr>
+        <w:pStyle w:val="a3"/>
         <w:ind w:leftChars="0"/>
         <w:jc w:val="left"/>
-        <w:rPr>
-          <w:sz w:val="22"/>
-        </w:rPr>
-      </w:pPr>
-      <w:r>
-        <w:rPr>
-          <w:rFonts w:hint="eastAsia"/>
-          <w:sz w:val="22"/>
-        </w:rPr>
-        <w:t>스킨메시와 일반메시 혼합된 모델 렌더링 시 알아서 셰이더 분할해서 들어가도록 구현</w:t>
-      </w:r>
-    </w:p>
-    <w:p>
-      <w:pPr>
-        <w:pStyle w:val="a3"/>
         <w:numPr>
           <w:ilvl w:val="1"/>
           <w:numId w:val="1"/>
         </w:numPr>
+        <w:rPr>
+          <w:sz w:val="22"/>
+        </w:rPr>
+      </w:pPr>
+      <w:r>
+        <w:rPr>
+          <w:rFonts w:hint="eastAsia"/>
+          <w:sz w:val="22"/>
+        </w:rPr>
+        <w:t>기존에는 오브젝트에 animation blender가 활성화되어있는지 여부에 따라</w:t>
+      </w:r>
+      <w:r>
+        <w:rPr>
+          <w:sz w:val="22"/>
+        </w:rPr>
+        <w:br/>
+      </w:r>
+      <w:r>
+        <w:rPr>
+          <w:rFonts w:hint="eastAsia"/>
+          <w:sz w:val="22"/>
+        </w:rPr>
+        <w:t>파이프라인(셰이더)을 결정 후 모든 메시에 대해 해당 파이프라인의 DrawEvent들을 제출함</w:t>
+      </w:r>
+    </w:p>
+    <w:p>
+      <w:pPr>
+        <w:pStyle w:val="a3"/>
         <w:ind w:leftChars="0"/>
         <w:jc w:val="left"/>
-        <w:rPr>
-          <w:sz w:val="22"/>
-        </w:rPr>
-      </w:pPr>
-      <w:r>
-        <w:rPr>
-          <w:rFonts w:hint="eastAsia"/>
-          <w:sz w:val="22"/>
-        </w:rPr>
-        <w:t>기존에는 오브젝트에 animation blender가 활성화되어있는지 여부에 따라</w:t>
-      </w:r>
-      <w:r>
-        <w:rPr>
-          <w:sz w:val="22"/>
-        </w:rPr>
-        <w:br/>
-      </w:r>
-      <w:r>
-        <w:rPr>
-          <w:rFonts w:hint="eastAsia"/>
-          <w:sz w:val="22"/>
-        </w:rPr>
-        <w:t>파이프라인(셰이더)을 결정 후 모든 메시에 대해 해당 파이프라인의 DrawEvent들을 제출함</w:t>
-      </w:r>
-    </w:p>
-    <w:p>
-      <w:pPr>
-        <w:pStyle w:val="a3"/>
         <w:numPr>
           <w:ilvl w:val="1"/>
           <w:numId w:val="1"/>
         </w:numPr>
+        <w:rPr>
+          <w:sz w:val="22"/>
+        </w:rPr>
+      </w:pPr>
+      <w:r>
+        <w:rPr>
+          <w:sz w:val="22"/>
+        </w:rPr>
+        <w:t>A</w:t>
+      </w:r>
+      <w:r>
+        <w:rPr>
+          <w:rFonts w:hint="eastAsia"/>
+          <w:sz w:val="22"/>
+        </w:rPr>
+        <w:t>nimation blender 활성화 여부와 더불어, 메시들을 순회할 때</w:t>
+      </w:r>
+      <w:r>
+        <w:rPr>
+          <w:sz w:val="22"/>
+        </w:rPr>
+        <w:br/>
+      </w:r>
+      <w:r>
+        <w:rPr>
+          <w:rFonts w:hint="eastAsia"/>
+          <w:sz w:val="22"/>
+        </w:rPr>
+        <w:t>해당 메시가 Bone Index 속성의 버텍스 버퍼를 가지고 있는지 쿼리함.</w:t>
+      </w:r>
+      <w:r>
+        <w:rPr>
+          <w:sz w:val="22"/>
+        </w:rPr>
+        <w:br/>
+      </w:r>
+      <w:r>
+        <w:rPr>
+          <w:rFonts w:hint="eastAsia"/>
+          <w:sz w:val="22"/>
+        </w:rPr>
+        <w:t xml:space="preserve">쿼리가 성공한 경우에만 </w:t>
+      </w:r>
+      <w:r>
+        <w:rPr>
+          <w:rFonts w:hint="eastAsia"/>
+          <w:sz w:val="22"/>
+        </w:rPr>
+        <w:t>PBRSkinnedPipeline으로 DrawEvent를 제출하도록 함.</w:t>
+      </w:r>
+    </w:p>
+    <w:p>
+      <w:pPr>
+        <w:pStyle w:val="a3"/>
         <w:ind w:leftChars="0"/>
         <w:jc w:val="left"/>
-        <w:rPr>
-          <w:sz w:val="22"/>
-        </w:rPr>
-      </w:pPr>
-      <w:r>
-        <w:rPr>
-          <w:sz w:val="22"/>
-        </w:rPr>
-        <w:t>A</w:t>
-      </w:r>
-      <w:r>
-        <w:rPr>
-          <w:rFonts w:hint="eastAsia"/>
-          <w:sz w:val="22"/>
-        </w:rPr>
-        <w:t>nimation blender 활성화 여부와 더불어, 메시들을 순회할 때</w:t>
-      </w:r>
-      <w:r>
-        <w:rPr>
-          <w:sz w:val="22"/>
-        </w:rPr>
-        <w:br/>
-      </w:r>
-      <w:r>
-        <w:rPr>
-          <w:rFonts w:hint="eastAsia"/>
-          <w:sz w:val="22"/>
-        </w:rPr>
-        <w:t>해당 메시가 Bone Index 속성의 버텍스 버퍼를 가지고 있는지 쿼리함.</w:t>
-      </w:r>
-      <w:r>
-        <w:rPr>
-          <w:sz w:val="22"/>
-        </w:rPr>
-        <w:br/>
-      </w:r>
-      <w:r>
-        <w:rPr>
-          <w:rFonts w:hint="eastAsia"/>
-          <w:sz w:val="22"/>
-        </w:rPr>
-        <w:t xml:space="preserve">쿼리가 성공한 경우에만 </w:t>
-      </w:r>
-      <w:r>
-        <w:rPr>
-          <w:rFonts w:hint="eastAsia"/>
-          <w:sz w:val="22"/>
-        </w:rPr>
-        <w:t>PBRSkinnedPipeline으로 DrawEvent를 제출하도록 함.</w:t>
-      </w:r>
-    </w:p>
-    <w:p>
-      <w:pPr>
-        <w:pStyle w:val="a3"/>
         <w:numPr>
           <w:ilvl w:val="0"/>
           <w:numId w:val="1"/>
         </w:numPr>
+        <w:rPr>
+          <w:sz w:val="22"/>
+        </w:rPr>
+      </w:pPr>
+      <w:r>
+        <w:rPr>
+          <w:rFonts w:hint="eastAsia"/>
+          <w:sz w:val="22"/>
+        </w:rPr>
+        <w:t>간단한 AABB 근접 공격 시뮬레이션 구현</w:t>
+      </w:r>
+    </w:p>
+    <w:p>
+      <w:pPr>
+        <w:pStyle w:val="a3"/>
         <w:ind w:leftChars="0"/>
         <w:jc w:val="left"/>
-        <w:rPr>
-          <w:sz w:val="22"/>
-        </w:rPr>
-      </w:pPr>
-      <w:r>
-        <w:rPr>
-          <w:rFonts w:hint="eastAsia"/>
-          <w:sz w:val="22"/>
-        </w:rPr>
-        <w:t>간단한 AABB 근접 공격 시뮬레이션 구현</w:t>
-      </w:r>
-    </w:p>
-    <w:p>
-      <w:pPr>
-        <w:pStyle w:val="a3"/>
         <w:numPr>
           <w:ilvl w:val="1"/>
           <w:numId w:val="1"/>
         </w:numPr>
+        <w:rPr>
+          <w:sz w:val="22"/>
+        </w:rPr>
+      </w:pPr>
+      <w:r>
+        <w:rPr>
+          <w:rFonts w:hint="eastAsia"/>
+          <w:sz w:val="22"/>
+        </w:rPr>
+        <w:t>디버그용 AABB 별도 렌더링: 기존에는 AABB들을 Object에 종속시켜놓았는데,</w:t>
+      </w:r>
+      <w:r>
+        <w:rPr>
+          <w:sz w:val="22"/>
+        </w:rPr>
+        <w:br/>
+      </w:r>
+      <w:r>
+        <w:rPr>
+          <w:rFonts w:hint="eastAsia"/>
+          <w:sz w:val="22"/>
+        </w:rPr>
+        <w:t>공격 자체는 살아있는 게임 객체가 아니어서 별도 AABB 모음이 필요했음</w:t>
+      </w:r>
+    </w:p>
+    <w:p>
+      <w:pPr>
+        <w:pStyle w:val="a3"/>
         <w:ind w:leftChars="0"/>
         <w:jc w:val="left"/>
-        <w:rPr>
-          <w:sz w:val="22"/>
-        </w:rPr>
-      </w:pPr>
-      <w:r>
-        <w:rPr>
-          <w:rFonts w:hint="eastAsia"/>
-          <w:sz w:val="22"/>
-        </w:rPr>
-        <w:t>디버그용 AABB 별도 렌더링: 기존에는 AABB들을 Object에 종속시켜놓았는데,</w:t>
-      </w:r>
-      <w:r>
-        <w:rPr>
-          <w:sz w:val="22"/>
-        </w:rPr>
-        <w:br/>
-      </w:r>
-      <w:r>
-        <w:rPr>
-          <w:rFonts w:hint="eastAsia"/>
-          <w:sz w:val="22"/>
-        </w:rPr>
-        <w:t>공격 자체는 살아있는 게임 객체가 아니어서 별도 AABB 모음이 필요했음</w:t>
-      </w:r>
-    </w:p>
-    <w:p>
-      <w:pPr>
-        <w:pStyle w:val="a3"/>
         <w:numPr>
           <w:ilvl w:val="1"/>
           <w:numId w:val="1"/>
         </w:numPr>
-        <w:ind w:leftChars="0"/>
-        <w:jc w:val="left"/>
         <w:rPr>
           <w:sz w:val="22"/>
         </w:rPr>
@@ -1048,7 +1062,6 @@
           <w:sz w:val="28"/>
           <w:szCs w:val="32"/>
         </w:rPr>
-        <w:lastRenderedPageBreak/>
         <w:t>이종진:</w:t>
       </w:r>
     </w:p>
@@ -1060,32 +1073,971 @@
         </w:rPr>
       </w:pPr>
       <w:r>
-        <w:br w:type="page"/>
-      </w:r>
-      <w:r>
-        <w:rPr>
-          <w:rFonts w:hint="eastAsia"/>
+        <w:rPr>
           <w:sz w:val="28"/>
           <w:szCs w:val="32"/>
         </w:rPr>
-        <w:lastRenderedPageBreak/>
-        <w:t>우상훈:</w:t>
-      </w:r>
-    </w:p>
-    <w:p>
-      <w:pPr>
-        <w:spacing w:after="0"/>
-        <w:rPr>
-          <w:szCs w:val="20"/>
-        </w:rPr>
-      </w:pPr>
-      <w:r>
-        <w:rPr>
+        <w:br w:type="page"/>
+      </w:r>
+      <w:r>
+        <w:rPr>
+          <w:rFonts w:hint="eastAsia"/>
           <w:sz w:val="28"/>
           <w:szCs w:val="32"/>
         </w:rPr>
+        <w:t>우상훈:</w:t>
+      </w:r>
+    </w:p>
+    <w:p>
+      <w:pPr>
+        <w:pStyle w:val="a3"/>
+        <w:ind w:leftChars="0"/>
+        <w:jc w:val="both"/>
+        <w:numPr>
+          <w:ilvl w:val="0"/>
+          <w:numId w:val="2"/>
+        </w:numPr>
+        <w:rPr>
+          <w:lang w:eastAsia="ko-KR"/>
+          <w:rFonts w:hint="eastAsia"/>
+          <w:sz w:val="22"/>
+          <w:rtl w:val="off"/>
+        </w:rPr>
+      </w:pPr>
+      <w:r>
+        <w:rPr>
+          <w:lang w:eastAsia="ko-KR"/>
+          <w:rFonts w:hint="eastAsia"/>
+          <w:sz w:val="22"/>
+          <w:rtl w:val="off"/>
+        </w:rPr>
+        <w:t>패킷 송수신 관련 유틸리티 구현</w:t>
+      </w:r>
+    </w:p>
+    <w:p>
+      <w:pPr>
+        <w:pStyle w:val="a3"/>
+        <w:ind w:leftChars="0"/>
+        <w:jc w:val="both"/>
+        <w:numPr>
+          <w:ilvl w:val="1"/>
+          <w:numId w:val="2"/>
+        </w:numPr>
+        <w:rPr>
+          <w:lang w:eastAsia="ko-KR"/>
+          <w:rFonts w:hint="eastAsia"/>
+          <w:sz w:val="22"/>
+          <w:rtl w:val="off"/>
+        </w:rPr>
+      </w:pPr>
+      <w:r>
+        <w:rPr>
+          <w:lang w:eastAsia="ko-KR"/>
+          <w:rFonts w:hint="eastAsia"/>
+          <w:sz w:val="22"/>
+          <w:rtl w:val="off"/>
+        </w:rPr>
+        <w:t>Google FlatBuffers의 특징인 zero-copy와 빠른 데이터 접근 방식을 참고하여,</w:t>
+      </w:r>
+      <w:r>
+        <w:rPr>
+          <w:lang w:eastAsia="ko-KR"/>
+          <w:rFonts w:hint="eastAsia"/>
+          <w:sz w:val="22"/>
+          <w:rtl w:val="off"/>
+        </w:rPr>
+        <w:br/>
+      </w:r>
+      <w:r>
+        <w:rPr>
+          <w:lang w:eastAsia="ko-KR"/>
+          <w:rFonts w:hint="eastAsia"/>
+          <w:sz w:val="22"/>
+          <w:rtl w:val="off"/>
+        </w:rPr>
+        <w:t>버퍼에 데이터를 직접 쓰고 읽을 수 있도록 도와주는 Helper 클래스를 구현함.</w:t>
+      </w:r>
+    </w:p>
+    <w:p>
+      <w:pPr>
+        <w:pStyle w:val="a3"/>
+        <w:ind w:leftChars="0"/>
+        <w:jc w:val="both"/>
+        <w:numPr>
+          <w:ilvl w:val="1"/>
+          <w:numId w:val="2"/>
+        </w:numPr>
+        <w:rPr>
+          <w:lang w:eastAsia="ko-KR"/>
+          <w:rFonts w:hint="eastAsia"/>
+          <w:sz w:val="22"/>
+          <w:rtl w:val="off"/>
+        </w:rPr>
+      </w:pPr>
+      <w:r>
+        <w:rPr>
+          <w:lang w:eastAsia="ko-KR"/>
+          <w:rFonts w:hint="eastAsia"/>
+          <w:sz w:val="22"/>
+          <w:rtl w:val="off"/>
+        </w:rPr>
+        <w:t>패킷 내부에는 가변 길이 데이터를 직접 포함하지 않는 구조를 채택함.</w:t>
+      </w:r>
+      <w:r>
+        <w:rPr>
+          <w:lang w:eastAsia="ko-KR"/>
+          <w:rFonts w:hint="eastAsia"/>
+          <w:sz w:val="22"/>
+          <w:rtl w:val="off"/>
+        </w:rPr>
+        <w:br/>
+      </w:r>
+      <w:r>
+        <w:rPr>
+          <w:lang w:eastAsia="ko-KR"/>
+          <w:rFonts w:hint="eastAsia"/>
+          <w:sz w:val="22"/>
+          <w:rtl w:val="off"/>
+        </w:rPr>
+        <w:t>대신 가변 길이 데이터를 별도의 영역에 배치하고, 패킷에는 다음과 같은 정적 정보만</w:t>
+      </w:r>
+      <w:r>
+        <w:rPr>
+          <w:lang w:eastAsia="ko-KR"/>
+          <w:rFonts w:hint="eastAsia"/>
+          <w:sz w:val="22"/>
+          <w:rtl w:val="off"/>
+        </w:rPr>
+        <w:br/>
+      </w:r>
+      <w:r>
+        <w:rPr>
+          <w:lang w:eastAsia="ko-KR"/>
+          <w:rFonts w:hint="eastAsia"/>
+          <w:sz w:val="22"/>
+          <w:rtl w:val="off"/>
+        </w:rPr>
+        <w:t>포함하도록 설계함.</w:t>
+      </w:r>
+    </w:p>
+    <w:p>
+      <w:pPr>
+        <w:pStyle w:val="a3"/>
+        <w:ind w:leftChars="0"/>
+        <w:jc w:val="both"/>
+        <w:numPr>
+          <w:ilvl w:val="2"/>
+          <w:numId w:val="2"/>
+        </w:numPr>
+        <w:rPr>
+          <w:lang w:eastAsia="ko-KR"/>
+          <w:rFonts w:hint="eastAsia"/>
+          <w:sz w:val="22"/>
+          <w:rtl w:val="off"/>
+        </w:rPr>
+      </w:pPr>
+      <w:r>
+        <w:rPr>
+          <w:lang w:eastAsia="ko-KR"/>
+          <w:rFonts w:hint="eastAsia"/>
+          <w:sz w:val="22"/>
+          <w:rtl w:val="off"/>
+        </w:rPr>
+        <w:t>데이터 시작 위치 - offset</w:t>
+      </w:r>
+    </w:p>
+    <w:p>
+      <w:pPr>
+        <w:pStyle w:val="a3"/>
+        <w:ind w:leftChars="0"/>
+        <w:jc w:val="both"/>
+        <w:numPr>
+          <w:ilvl w:val="2"/>
+          <w:numId w:val="2"/>
+        </w:numPr>
+        <w:rPr>
+          <w:lang w:eastAsia="ko-KR"/>
+          <w:rFonts w:hint="eastAsia"/>
+          <w:sz w:val="22"/>
+          <w:rtl w:val="off"/>
+        </w:rPr>
+      </w:pPr>
+      <w:r>
+        <w:rPr>
+          <w:lang w:eastAsia="ko-KR"/>
+          <w:rFonts w:hint="eastAsia"/>
+          <w:sz w:val="22"/>
+          <w:rtl w:val="off"/>
+        </w:rPr>
+        <w:t>데이터 개수 - count</w:t>
+      </w:r>
+    </w:p>
+    <w:p>
+      <w:pPr>
+        <w:pStyle w:val="a3"/>
+        <w:ind w:leftChars="0"/>
+        <w:jc w:val="both"/>
+        <w:numPr>
+          <w:ilvl w:val="1"/>
+          <w:numId w:val="2"/>
+        </w:numPr>
+        <w:rPr>
+          <w:lang w:eastAsia="ko-KR"/>
+          <w:rFonts w:hint="eastAsia"/>
+          <w:sz w:val="22"/>
+          <w:rtl w:val="off"/>
+        </w:rPr>
+      </w:pPr>
+      <w:r>
+        <w:rPr>
+          <w:lang w:eastAsia="ko-KR"/>
+          <w:rFonts w:hint="eastAsia"/>
+          <w:sz w:val="22"/>
+          <w:rtl w:val="off"/>
+        </w:rPr>
+        <w:t>이처럼 패킷 내부를 고정 크기 구조로 유지함으로써</w:t>
+      </w:r>
+    </w:p>
+    <w:p>
+      <w:pPr>
+        <w:pStyle w:val="a3"/>
+        <w:ind w:leftChars="0"/>
+        <w:jc w:val="both"/>
+        <w:numPr>
+          <w:ilvl w:val="2"/>
+          <w:numId w:val="2"/>
+        </w:numPr>
+        <w:rPr>
+          <w:lang w:eastAsia="ko-KR"/>
+          <w:rFonts w:hint="eastAsia"/>
+          <w:sz w:val="22"/>
+          <w:rtl w:val="off"/>
+        </w:rPr>
+      </w:pPr>
+      <w:r>
+        <w:rPr>
+          <w:lang w:eastAsia="ko-KR"/>
+          <w:rFonts w:hint="eastAsia"/>
+          <w:sz w:val="22"/>
+          <w:rtl w:val="off"/>
+        </w:rPr>
+        <w:t>zero-copy 방식 접근이 가능하고</w:t>
+      </w:r>
+    </w:p>
+    <w:p>
+      <w:pPr>
+        <w:pStyle w:val="a3"/>
+        <w:ind w:leftChars="0"/>
+        <w:jc w:val="both"/>
+        <w:numPr>
+          <w:ilvl w:val="2"/>
+          <w:numId w:val="2"/>
+        </w:numPr>
+        <w:rPr>
+          <w:lang w:eastAsia="ko-KR"/>
+          <w:rFonts w:hint="eastAsia"/>
+          <w:sz w:val="22"/>
+          <w:rtl w:val="off"/>
+        </w:rPr>
+      </w:pPr>
+      <w:r>
+        <w:rPr>
+          <w:lang w:eastAsia="ko-KR"/>
+          <w:rFonts w:hint="eastAsia"/>
+          <w:sz w:val="22"/>
+          <w:rtl w:val="off"/>
+        </w:rPr>
+        <w:t>패킷 파싱 비용을 줄일 수 있으며</w:t>
+      </w:r>
+    </w:p>
+    <w:p>
+      <w:pPr>
+        <w:pStyle w:val="a3"/>
+        <w:ind w:leftChars="0"/>
+        <w:jc w:val="both"/>
+        <w:numPr>
+          <w:ilvl w:val="2"/>
+          <w:numId w:val="2"/>
+        </w:numPr>
+        <w:rPr>
+          <w:lang w:eastAsia="ko-KR"/>
+          <w:rFonts w:hint="eastAsia"/>
+          <w:sz w:val="22"/>
+          <w:rtl w:val="off"/>
+        </w:rPr>
+      </w:pPr>
+      <w:r>
+        <w:rPr>
+          <w:lang w:eastAsia="ko-KR"/>
+          <w:rFonts w:hint="eastAsia"/>
+          <w:sz w:val="22"/>
+          <w:rtl w:val="off"/>
+        </w:rPr>
+        <w:t>패킷 유효성 검사도 편리하게 수행할 수 있음.</w:t>
+      </w:r>
+    </w:p>
+    <w:p>
+      <w:pPr>
+        <w:pStyle w:val="a3"/>
+        <w:ind w:leftChars="0"/>
+        <w:jc w:val="both"/>
+        <w:numPr>
+          <w:ilvl w:val="0"/>
+          <w:numId w:val="2"/>
+        </w:numPr>
+        <w:rPr>
+          <w:lang w:eastAsia="ko-KR"/>
+          <w:rFonts w:hint="eastAsia"/>
+          <w:sz w:val="22"/>
+          <w:rtl w:val="off"/>
+        </w:rPr>
+      </w:pPr>
+      <w:r>
+        <w:rPr>
+          <w:lang w:eastAsia="ko-KR"/>
+          <w:sz w:val="22"/>
+          <w:rtl w:val="off"/>
+        </w:rPr>
+        <w:t>packet manager 구현</w:t>
+      </w:r>
+    </w:p>
+    <w:p>
+      <w:pPr>
+        <w:pStyle w:val="a3"/>
+        <w:ind w:leftChars="0"/>
+        <w:jc w:val="both"/>
+        <w:numPr>
+          <w:ilvl w:val="1"/>
+          <w:numId w:val="2"/>
+        </w:numPr>
+        <w:rPr>
+          <w:lang w:eastAsia="ko-KR"/>
+          <w:rFonts w:hint="eastAsia"/>
+          <w:sz w:val="22"/>
+          <w:rtl w:val="off"/>
+        </w:rPr>
+      </w:pPr>
+      <w:r>
+        <w:rPr>
+          <w:lang w:eastAsia="ko-KR"/>
+          <w:rFonts w:hint="eastAsia"/>
+          <w:sz w:val="22"/>
+          <w:rtl w:val="off"/>
+        </w:rPr>
+        <w:t>패킷 생성 및 처리 로직을 PacketManager 클래스에 위임함.</w:t>
+      </w:r>
+      <w:r>
+        <w:rPr>
+          <w:lang w:eastAsia="ko-KR"/>
+          <w:rFonts w:hint="eastAsia"/>
+          <w:sz w:val="22"/>
+          <w:rtl w:val="off"/>
+        </w:rPr>
+        <w:br/>
+      </w:r>
+      <w:r>
+        <w:rPr>
+          <w:lang w:eastAsia="ko-KR"/>
+          <w:rFonts w:hint="eastAsia"/>
+          <w:sz w:val="22"/>
+          <w:rtl w:val="off"/>
+        </w:rPr>
+        <w:t>이를 통해</w:t>
+      </w:r>
+    </w:p>
+    <w:p>
+      <w:pPr>
+        <w:pStyle w:val="a3"/>
+        <w:ind w:leftChars="0"/>
+        <w:jc w:val="both"/>
+        <w:numPr>
+          <w:ilvl w:val="2"/>
+          <w:numId w:val="2"/>
+        </w:numPr>
+        <w:rPr>
+          <w:lang w:eastAsia="ko-KR"/>
+          <w:rFonts w:hint="eastAsia"/>
+          <w:sz w:val="22"/>
+          <w:rtl w:val="off"/>
+        </w:rPr>
+      </w:pPr>
+      <w:r>
+        <w:rPr>
+          <w:lang w:eastAsia="ko-KR"/>
+          <w:rFonts w:hint="eastAsia"/>
+          <w:sz w:val="22"/>
+          <w:rtl w:val="off"/>
+        </w:rPr>
+        <w:t>패킷 생성 및 처리 책임 분리</w:t>
+      </w:r>
+    </w:p>
+    <w:p>
+      <w:pPr>
+        <w:pStyle w:val="a3"/>
+        <w:ind w:leftChars="0"/>
+        <w:jc w:val="both"/>
+        <w:numPr>
+          <w:ilvl w:val="2"/>
+          <w:numId w:val="2"/>
+        </w:numPr>
+        <w:rPr>
+          <w:lang w:eastAsia="ko-KR"/>
+          <w:rFonts w:hint="eastAsia"/>
+          <w:sz w:val="22"/>
+          <w:rtl w:val="off"/>
+        </w:rPr>
+      </w:pPr>
+      <w:r>
+        <w:rPr>
+          <w:lang w:eastAsia="ko-KR"/>
+          <w:rFonts w:hint="eastAsia"/>
+          <w:sz w:val="22"/>
+          <w:rtl w:val="off"/>
+        </w:rPr>
+        <w:t>코드 가독성 향상</w:t>
+      </w:r>
+    </w:p>
+    <w:p>
+      <w:pPr>
+        <w:pStyle w:val="a3"/>
+        <w:ind w:leftChars="0"/>
+        <w:jc w:val="both"/>
+        <w:numPr>
+          <w:ilvl w:val="2"/>
+          <w:numId w:val="2"/>
+        </w:numPr>
+        <w:rPr>
+          <w:lang w:eastAsia="ko-KR"/>
+          <w:rFonts w:hint="eastAsia"/>
+          <w:sz w:val="22"/>
+          <w:rtl w:val="off"/>
+        </w:rPr>
+      </w:pPr>
+      <w:r>
+        <w:rPr>
+          <w:lang w:eastAsia="ko-KR"/>
+          <w:rFonts w:hint="eastAsia"/>
+          <w:sz w:val="22"/>
+          <w:rtl w:val="off"/>
+        </w:rPr>
+        <w:t>유지보수 용이성 확보</w:t>
+      </w:r>
+    </w:p>
+    <w:p>
+      <w:pPr>
+        <w:pStyle w:val="a3"/>
+        <w:ind w:leftChars="0"/>
+        <w:jc w:val="both"/>
+        <w:numPr>
+          <w:ilvl w:val="1"/>
+          <w:numId w:val="2"/>
+        </w:numPr>
+        <w:rPr>
+          <w:lang w:eastAsia="ko-KR"/>
+          <w:rFonts w:hint="eastAsia"/>
+          <w:sz w:val="22"/>
+          <w:rtl w:val="off"/>
+        </w:rPr>
+      </w:pPr>
+      <w:r>
+        <w:rPr>
+          <w:lang w:eastAsia="ko-KR"/>
+          <w:rFonts w:hint="eastAsia"/>
+          <w:sz w:val="22"/>
+          <w:rtl w:val="off"/>
+        </w:rPr>
+        <w:t>등의 장점을 얻을 수 있도록 함.</w:t>
+      </w:r>
+    </w:p>
+    <w:p>
+      <w:pPr>
+        <w:pStyle w:val="a3"/>
+        <w:ind w:leftChars="0"/>
+        <w:jc w:val="both"/>
+        <w:numPr>
+          <w:ilvl w:val="0"/>
+          <w:numId w:val="2"/>
+        </w:numPr>
+        <w:rPr>
+          <w:lang w:eastAsia="ko-KR"/>
+          <w:rFonts w:hint="eastAsia"/>
+          <w:sz w:val="22"/>
+          <w:rtl w:val="off"/>
+        </w:rPr>
+      </w:pPr>
+      <w:r>
+        <w:rPr>
+          <w:lang w:eastAsia="ko-KR"/>
+          <w:rFonts w:hint="eastAsia"/>
+          <w:sz w:val="22"/>
+          <w:rtl w:val="off"/>
+        </w:rPr>
+        <w:t>Completion Routine 모델 사용</w:t>
+      </w:r>
+    </w:p>
+    <w:p>
+      <w:pPr>
+        <w:pStyle w:val="a3"/>
+        <w:ind w:leftChars="0"/>
+        <w:jc w:val="both"/>
+        <w:numPr>
+          <w:ilvl w:val="1"/>
+          <w:numId w:val="2"/>
+        </w:numPr>
+        <w:rPr>
+          <w:lang w:eastAsia="ko-KR"/>
+          <w:rFonts w:hint="eastAsia"/>
+          <w:sz w:val="22"/>
+          <w:rtl w:val="off"/>
+        </w:rPr>
+      </w:pPr>
+      <w:r>
+        <w:rPr>
+          <w:lang w:eastAsia="ko-KR"/>
+          <w:sz w:val="22"/>
+          <w:rtl w:val="off"/>
+        </w:rPr>
+        <w:t>클라이언트는 Overlapped I/O의 Completion Routine 방식으로 구현함.</w:t>
+      </w:r>
+    </w:p>
+    <w:p>
+      <w:pPr>
+        <w:pStyle w:val="a3"/>
+        <w:ind w:leftChars="0"/>
+        <w:jc w:val="both"/>
+        <w:numPr>
+          <w:ilvl w:val="1"/>
+          <w:numId w:val="2"/>
+        </w:numPr>
+        <w:rPr>
+          <w:lang w:eastAsia="ko-KR"/>
+          <w:rFonts w:hint="eastAsia"/>
+          <w:sz w:val="22"/>
+          <w:rtl w:val="off"/>
+        </w:rPr>
+      </w:pPr>
+      <w:r>
+        <w:rPr>
+          <w:lang w:eastAsia="ko-KR"/>
+          <w:sz w:val="22"/>
+          <w:rtl w:val="off"/>
+        </w:rPr>
+        <w:t>클라이언트는 싱글스레드 구조로 동작하도록 설계하는 데 중점을 두었음.</w:t>
+      </w:r>
+    </w:p>
+    <w:p>
+      <w:pPr>
+        <w:pStyle w:val="a3"/>
+        <w:ind w:leftChars="0"/>
+        <w:jc w:val="both"/>
+        <w:numPr>
+          <w:ilvl w:val="1"/>
+          <w:numId w:val="2"/>
+        </w:numPr>
+        <w:rPr>
+          <w:lang w:eastAsia="ko-KR"/>
+          <w:rFonts w:hint="eastAsia"/>
+          <w:sz w:val="22"/>
+          <w:rtl w:val="off"/>
+        </w:rPr>
+      </w:pPr>
+      <w:r>
+        <w:rPr>
+          <w:lang w:eastAsia="ko-KR"/>
+          <w:rFonts w:hint="eastAsia"/>
+          <w:sz w:val="22"/>
+          <w:rtl w:val="off"/>
+        </w:rPr>
+        <w:t>동작 흐름은 다음과 같음.</w:t>
+      </w:r>
+    </w:p>
+    <w:p>
+      <w:pPr>
+        <w:pStyle w:val="a3"/>
+        <w:ind w:leftChars="0"/>
+        <w:jc w:val="both"/>
+        <w:numPr>
+          <w:ilvl w:val="2"/>
+          <w:numId w:val="2"/>
+        </w:numPr>
+        <w:rPr>
+          <w:lang w:eastAsia="ko-KR"/>
+          <w:rFonts w:hint="eastAsia"/>
+          <w:sz w:val="22"/>
+          <w:rtl w:val="off"/>
+        </w:rPr>
+      </w:pPr>
+      <w:r>
+        <w:rPr>
+          <w:lang w:eastAsia="ko-KR"/>
+          <w:rFonts w:hint="eastAsia"/>
+          <w:sz w:val="22"/>
+          <w:rtl w:val="off"/>
+        </w:rPr>
+        <w:t>클라이언트 업데이트 및 린데링 수행</w:t>
+      </w:r>
+    </w:p>
+    <w:p>
+      <w:pPr>
+        <w:pStyle w:val="a3"/>
+        <w:ind w:leftChars="0"/>
+        <w:jc w:val="both"/>
+        <w:numPr>
+          <w:ilvl w:val="2"/>
+          <w:numId w:val="2"/>
+        </w:numPr>
+        <w:rPr>
+          <w:lang w:eastAsia="ko-KR"/>
+          <w:rFonts w:hint="eastAsia"/>
+          <w:sz w:val="22"/>
+          <w:rtl w:val="off"/>
+        </w:rPr>
+      </w:pPr>
+      <w:r>
+        <w:rPr>
+          <w:lang w:eastAsia="ko-KR"/>
+          <w:rFonts w:hint="eastAsia"/>
+          <w:sz w:val="22"/>
+          <w:rtl w:val="off"/>
+        </w:rPr>
+        <w:t>SleepEx(..., true) 호출</w:t>
+      </w:r>
+    </w:p>
+    <w:p>
+      <w:pPr>
+        <w:pStyle w:val="a3"/>
+        <w:ind w:leftChars="0"/>
+        <w:jc w:val="both"/>
+        <w:numPr>
+          <w:ilvl w:val="2"/>
+          <w:numId w:val="2"/>
+        </w:numPr>
+        <w:rPr>
+          <w:lang w:eastAsia="ko-KR"/>
+          <w:rFonts w:hint="eastAsia"/>
+          <w:sz w:val="22"/>
+          <w:rtl w:val="off"/>
+        </w:rPr>
+      </w:pPr>
+      <w:r>
+        <w:rPr>
+          <w:lang w:eastAsia="ko-KR"/>
+          <w:rFonts w:hint="eastAsia"/>
+          <w:sz w:val="22"/>
+          <w:rtl w:val="off"/>
+        </w:rPr>
+        <w:t>완료 통지된 I/O 작업 처리</w:t>
+      </w:r>
+    </w:p>
+    <w:p>
+      <w:pPr>
+        <w:pStyle w:val="a3"/>
+        <w:ind w:leftChars="0"/>
+        <w:jc w:val="both"/>
+        <w:numPr>
+          <w:ilvl w:val="2"/>
+          <w:numId w:val="2"/>
+        </w:numPr>
+        <w:rPr>
+          <w:lang w:eastAsia="ko-KR"/>
+          <w:rFonts w:hint="eastAsia"/>
+          <w:sz w:val="22"/>
+          <w:rtl w:val="off"/>
+        </w:rPr>
+      </w:pPr>
+      <w:r>
+        <w:rPr>
+          <w:lang w:eastAsia="ko-KR"/>
+          <w:rFonts w:hint="eastAsia"/>
+          <w:sz w:val="22"/>
+          <w:rtl w:val="off"/>
+        </w:rPr>
         <w:br w:type="page"/>
       </w:r>
+    </w:p>
+    <w:p>
+      <w:pPr>
+        <w:pStyle w:val="a3"/>
+        <w:ind w:leftChars="0"/>
+        <w:jc w:val="both"/>
+        <w:numPr>
+          <w:ilvl w:val="0"/>
+          <w:numId w:val="2"/>
+        </w:numPr>
+        <w:rPr>
+          <w:lang w:eastAsia="ko-KR"/>
+          <w:rFonts w:hint="eastAsia"/>
+          <w:sz w:val="22"/>
+          <w:rtl w:val="off"/>
+        </w:rPr>
+      </w:pPr>
+      <w:r>
+        <w:rPr>
+          <w:lang w:eastAsia="ko-KR"/>
+          <w:sz w:val="22"/>
+          <w:rtl w:val="off"/>
+        </w:rPr>
+        <w:t>서버 방 입장 처리</w:t>
+      </w:r>
+    </w:p>
+    <w:p>
+      <w:pPr>
+        <w:pStyle w:val="a3"/>
+        <w:ind w:leftChars="0"/>
+        <w:jc w:val="both"/>
+        <w:numPr>
+          <w:ilvl w:val="1"/>
+          <w:numId w:val="2"/>
+        </w:numPr>
+        <w:rPr>
+          <w:lang w:eastAsia="ko-KR"/>
+          <w:rFonts w:hint="eastAsia"/>
+          <w:sz w:val="22"/>
+          <w:rtl w:val="off"/>
+        </w:rPr>
+      </w:pPr>
+      <w:r>
+        <w:rPr>
+          <w:lang w:eastAsia="ko-KR"/>
+          <w:sz w:val="22"/>
+          <w:rtl w:val="off"/>
+        </w:rPr>
+        <w:t>새로운 플레이어가 방에 입장할 때의 처리 순서를 다음과 같이 구성함.</w:t>
+      </w:r>
+    </w:p>
+    <w:p>
+      <w:pPr>
+        <w:pStyle w:val="a3"/>
+        <w:ind w:leftChars="0"/>
+        <w:jc w:val="both"/>
+        <w:numPr>
+          <w:ilvl w:val="2"/>
+          <w:numId w:val="2"/>
+        </w:numPr>
+        <w:rPr>
+          <w:lang w:eastAsia="ko-KR"/>
+          <w:rFonts w:hint="eastAsia"/>
+          <w:sz w:val="22"/>
+          <w:rtl w:val="off"/>
+        </w:rPr>
+      </w:pPr>
+      <w:r>
+        <w:rPr>
+          <w:lang w:eastAsia="ko-KR"/>
+          <w:sz w:val="22"/>
+          <w:rtl w:val="off"/>
+        </w:rPr>
+        <w:t>새로 들어온 플레이어어게</w:t>
+      </w:r>
+    </w:p>
+    <w:p>
+      <w:pPr>
+        <w:pStyle w:val="a3"/>
+        <w:ind w:leftChars="0"/>
+        <w:jc w:val="both"/>
+        <w:numPr>
+          <w:ilvl w:val="3"/>
+          <w:numId w:val="2"/>
+        </w:numPr>
+        <w:rPr>
+          <w:lang w:eastAsia="ko-KR"/>
+          <w:rFonts w:hint="eastAsia"/>
+          <w:sz w:val="22"/>
+          <w:rtl w:val="off"/>
+        </w:rPr>
+      </w:pPr>
+      <w:r>
+        <w:rPr>
+          <w:lang w:eastAsia="ko-KR"/>
+          <w:sz w:val="22"/>
+          <w:rtl w:val="off"/>
+        </w:rPr>
+        <w:t>자신의 초기 정보</w:t>
+      </w:r>
+    </w:p>
+    <w:p>
+      <w:pPr>
+        <w:pStyle w:val="a3"/>
+        <w:ind w:leftChars="0"/>
+        <w:jc w:val="both"/>
+        <w:numPr>
+          <w:ilvl w:val="3"/>
+          <w:numId w:val="2"/>
+        </w:numPr>
+        <w:rPr>
+          <w:lang w:eastAsia="ko-KR"/>
+          <w:rFonts w:hint="eastAsia"/>
+          <w:sz w:val="22"/>
+          <w:rtl w:val="off"/>
+        </w:rPr>
+      </w:pPr>
+      <w:r>
+        <w:rPr>
+          <w:lang w:eastAsia="ko-KR"/>
+          <w:sz w:val="22"/>
+          <w:rtl w:val="off"/>
+        </w:rPr>
+        <w:t>기존 플레이어 정보</w:t>
+      </w:r>
+    </w:p>
+    <w:p>
+      <w:pPr>
+        <w:pStyle w:val="a3"/>
+        <w:ind w:leftChars="0"/>
+        <w:jc w:val="both"/>
+        <w:numPr>
+          <w:ilvl w:val="3"/>
+          <w:numId w:val="2"/>
+        </w:numPr>
+        <w:rPr>
+          <w:lang w:eastAsia="ko-KR"/>
+          <w:rFonts w:hint="eastAsia"/>
+          <w:sz w:val="22"/>
+          <w:rtl w:val="off"/>
+        </w:rPr>
+      </w:pPr>
+      <w:r>
+        <w:rPr>
+          <w:lang w:eastAsia="ko-KR"/>
+          <w:sz w:val="22"/>
+          <w:rtl w:val="off"/>
+        </w:rPr>
+        <w:t>기타 오브젝트 정보(지형, 몬스터 등)</w:t>
+      </w:r>
+      <w:r>
+        <w:rPr>
+          <w:lang w:eastAsia="ko-KR"/>
+          <w:rFonts w:hint="eastAsia"/>
+          <w:sz w:val="22"/>
+          <w:rtl w:val="off"/>
+        </w:rPr>
+        <w:br/>
+      </w:r>
+      <w:r>
+        <w:rPr>
+          <w:lang w:eastAsia="ko-KR"/>
+          <w:sz w:val="22"/>
+          <w:rtl w:val="off"/>
+        </w:rPr>
+        <w:t>를 먼저 전송함.</w:t>
+      </w:r>
+    </w:p>
+    <w:p>
+      <w:pPr>
+        <w:pStyle w:val="a3"/>
+        <w:ind w:leftChars="0"/>
+        <w:jc w:val="both"/>
+        <w:numPr>
+          <w:ilvl w:val="2"/>
+          <w:numId w:val="2"/>
+        </w:numPr>
+        <w:rPr>
+          <w:lang w:eastAsia="ko-KR"/>
+          <w:rFonts w:hint="eastAsia"/>
+          <w:sz w:val="22"/>
+          <w:rtl w:val="off"/>
+        </w:rPr>
+      </w:pPr>
+      <w:r>
+        <w:rPr>
+          <w:lang w:eastAsia="ko-KR"/>
+          <w:sz w:val="22"/>
+          <w:rtl w:val="off"/>
+        </w:rPr>
+        <w:t>서버의 room에 플레이어를 추가하기 전에</w:t>
+      </w:r>
+      <w:r>
+        <w:rPr>
+          <w:lang w:eastAsia="ko-KR"/>
+          <w:rFonts w:hint="eastAsia"/>
+          <w:sz w:val="22"/>
+          <w:rtl w:val="off"/>
+        </w:rPr>
+        <w:br/>
+      </w:r>
+      <w:r>
+        <w:rPr>
+          <w:lang w:eastAsia="ko-KR"/>
+          <w:sz w:val="22"/>
+          <w:rtl w:val="off"/>
+        </w:rPr>
+        <w:t>기존 플레이어들에게 새로 들어온 플레이어 정보만 먼저 브로드캐스트함.</w:t>
+      </w:r>
+    </w:p>
+    <w:p>
+      <w:pPr>
+        <w:pStyle w:val="a3"/>
+        <w:ind w:leftChars="0"/>
+        <w:jc w:val="both"/>
+        <w:numPr>
+          <w:ilvl w:val="2"/>
+          <w:numId w:val="2"/>
+        </w:numPr>
+        <w:rPr>
+          <w:lang w:eastAsia="ko-KR"/>
+          <w:rFonts w:hint="eastAsia"/>
+          <w:sz w:val="22"/>
+          <w:rtl w:val="off"/>
+        </w:rPr>
+      </w:pPr>
+      <w:r>
+        <w:rPr>
+          <w:lang w:eastAsia="ko-KR"/>
+          <w:sz w:val="22"/>
+          <w:rtl w:val="off"/>
+        </w:rPr>
+        <w:t>이후 서버 room에 플레이어를 추가함.</w:t>
+      </w:r>
+    </w:p>
+    <w:p>
+      <w:pPr>
+        <w:pStyle w:val="a3"/>
+        <w:ind w:leftChars="0"/>
+        <w:jc w:val="both"/>
+        <w:numPr>
+          <w:ilvl w:val="1"/>
+          <w:numId w:val="2"/>
+        </w:numPr>
+        <w:rPr>
+          <w:sz w:val="22"/>
+        </w:rPr>
+      </w:pPr>
+      <w:r>
+        <w:rPr>
+          <w:lang w:eastAsia="ko-KR"/>
+          <w:sz w:val="22"/>
+          <w:rtl w:val="off"/>
+        </w:rPr>
+        <w:t>이와 같은 순서를 통해 기존 플레이어와 새 플레이어 간 상태 불일치 방지를 보장함.</w:t>
+      </w:r>
+    </w:p>
+    <w:p>
+      <w:pPr>
+        <w:pStyle w:val="a3"/>
+        <w:ind w:leftChars="0"/>
+        <w:jc w:val="both"/>
+        <w:numPr>
+          <w:ilvl w:val="1"/>
+          <w:numId w:val="2"/>
+        </w:numPr>
+        <w:rPr>
+          <w:sz w:val="22"/>
+        </w:rPr>
+      </w:pPr>
+      <w:r>
+        <w:rPr>
+          <w:sz w:val="22"/>
+        </w:rPr>
+        <w:br w:type="page"/>
+      </w:r>
+    </w:p>
+    <w:p>
+      <w:pPr>
+        <w:spacing w:after="0"/>
+        <w:rPr>
+          <w:szCs w:val="20"/>
+        </w:rPr>
+      </w:pPr>
     </w:p>
     <w:tbl>
       <w:tblPr>
@@ -1101,7 +2053,7 @@
       </w:tblGrid>
       <w:tr>
         <w:trPr>
-          <w:trHeight w:val="875"/>
+          <w:trHeight w:val="875" w:hRule="atLeast"/>
         </w:trPr>
         <w:tc>
           <w:tcPr>
@@ -1117,7 +2069,6 @@
               </w:rPr>
             </w:pPr>
             <w:r>
-              <w:lastRenderedPageBreak/>
               <w:br w:type="page"/>
             </w:r>
             <w:r>
@@ -1178,7 +2129,7 @@
       </w:tr>
       <w:tr>
         <w:trPr>
-          <w:trHeight w:val="590"/>
+          <w:trHeight w:val="590" w:hRule="atLeast"/>
         </w:trPr>
         <w:tc>
           <w:tcPr>
@@ -1306,7 +2257,7 @@
       </w:tr>
       <w:tr>
         <w:trPr>
-          <w:trHeight w:val="1520"/>
+          <w:trHeight w:val="1520" w:hRule="atLeast"/>
         </w:trPr>
         <w:tc>
           <w:tcPr>
@@ -1403,12 +2354,12 @@
       </w:tr>
       <w:tr>
         <w:trPr>
-          <w:trHeight w:val="1963"/>
+          <w:trHeight w:val="1963" w:hRule="atLeast"/>
         </w:trPr>
         <w:tc>
           <w:tcPr>
             <w:tcW w:w="1555" w:type="dxa"/>
-            <w:shd w:val="clear" w:color="auto" w:fill="F2F2F2" w:themeFill="background1" w:themeFillShade="F2"/>
+            <w:shd w:val="clear" w:color="auto" w:fill="F2F2F2" w:themeFill="background1" w:themeFillShade="f2"/>
             <w:vAlign w:val="center"/>
           </w:tcPr>
           <w:p>
@@ -1457,7 +2408,7 @@
           <w:tcPr>
             <w:tcW w:w="8901" w:type="dxa"/>
             <w:gridSpan w:val="3"/>
-            <w:shd w:val="clear" w:color="auto" w:fill="F2F2F2" w:themeFill="background1" w:themeFillShade="F2"/>
+            <w:shd w:val="clear" w:color="auto" w:fill="F2F2F2" w:themeFill="background1" w:themeFillShade="f2"/>
             <w:vAlign w:val="center"/>
           </w:tcPr>
           <w:p>
@@ -1480,21 +2431,20 @@
 </file>
 
 <file path=word/numbering.xml><?xml version="1.0" encoding="utf-8"?>
-<w:numbering xmlns:wpc="http://schemas.microsoft.com/office/word/2010/wordprocessingCanvas" xmlns:cx="http://schemas.microsoft.com/office/drawing/2014/chartex" xmlns:cx1="http://schemas.microsoft.com/office/drawing/2015/9/8/chartex" xmlns:cx2="http://schemas.microsoft.com/office/drawing/2015/10/21/chartex" xmlns:cx3="http://schemas.microsoft.com/office/drawing/2016/5/9/chartex" xmlns:cx4="http://schemas.microsoft.com/office/drawing/2016/5/10/chartex" xmlns:cx5="http://schemas.microsoft.com/office/drawing/2016/5/11/chartex" xmlns:cx6="http://schemas.microsoft.com/office/drawing/2016/5/12/chartex" xmlns:cx7="http://schemas.microsoft.com/office/drawing/2016/5/13/chartex" xmlns:cx8="http://schemas.microsoft.com/office/drawing/2016/5/14/chartex" xmlns:mc="http://schemas.openxmlformats.org/markup-compatibility/2006" xmlns:aink="http://schemas.microsoft.com/office/drawing/2016/ink" xmlns:am3d="http://schemas.microsoft.com/office/drawing/2017/model3d" xmlns:o="urn:schemas-microsoft-com:office:office" xmlns:oel="http://schemas.microsoft.com/office/2019/extlst" xmlns:r="http://schemas.openxmlformats.org/officeDocument/2006/relationships" xmlns:m="http://schemas.openxmlformats.org/officeDocument/2006/math" xmlns:v="urn:schemas-microsoft-com:vml" xmlns:wp14="http://schemas.microsoft.com/office/word/2010/wordprocessingDrawing" xmlns:wp="http://schemas.openxmlformats.org/drawingml/2006/wordprocessingDrawing" xmlns:w10="urn:schemas-microsoft-com:office:word" xmlns:w="http://schemas.openxmlformats.org/wordprocessingml/2006/main" xmlns:w14="http://schemas.microsoft.com/office/word/2010/wordml" xmlns:w15="http://schemas.microsoft.com/office/word/2012/wordml" xmlns:w16cex="http://schemas.microsoft.com/office/word/2018/wordml/cex" xmlns:w16cid="http://schemas.microsoft.com/office/word/2016/wordml/cid" xmlns:w16="http://schemas.microsoft.com/office/word/2018/wordml" xmlns:w16du="http://schemas.microsoft.com/office/word/2023/wordml/word16du" xmlns:w16sdtdh="http://schemas.microsoft.com/office/word/2020/wordml/sdtdatahash" xmlns:w16sdtfl="http://schemas.microsoft.com/office/word/2024/wordml/sdtformatlock" xmlns:w16se="http://schemas.microsoft.com/office/word/2015/wordml/symex" xmlns:wpg="http://schemas.microsoft.com/office/word/2010/wordprocessingGroup" xmlns:wpi="http://schemas.microsoft.com/office/word/2010/wordprocessingInk" xmlns:wne="http://schemas.microsoft.com/office/word/2006/wordml" xmlns:wps="http://schemas.microsoft.com/office/word/2010/wordprocessingShape" mc:Ignorable="w14 w15 w16se w16cid w16 w16cex w16sdtdh w16sdtfl w16du wp14">
-  <w:abstractNum w:abstractNumId="0" w15:restartNumberingAfterBreak="0">
-    <w:nsid w:val="FF7FEF50"/>
+<w:numbering xmlns:ve="http://schemas.openxmlformats.org/markup-compatibility/2006" xmlns:o="urn:schemas-microsoft-com:office:office" xmlns:r="http://schemas.openxmlformats.org/officeDocument/2006/relationships" xmlns:m="http://schemas.openxmlformats.org/officeDocument/2006/math" xmlns:v="urn:schemas-microsoft-com:vml" xmlns:wp="http://schemas.openxmlformats.org/drawingml/2006/wordprocessingDrawing" xmlns:w10="urn:schemas-microsoft-com:office:word" xmlns:w="http://schemas.openxmlformats.org/wordprocessingml/2006/main" xmlns:w14="http://schemas.microsoft.com/office/word/2010/wordml" xmlns:wne="http://schemas.microsoft.com/office/word/2006/wordml">
+  <w:abstractNum w:abstractNumId="0">
+    <w:nsid w:val="ff7fef50"/>
     <w:multiLevelType w:val="hybridMultilevel"/>
-    <w:tmpl w:val="2188C7E4"/>
-    <w:lvl w:ilvl="0" w:tplc="0409000F">
+    <w:tmpl w:val="2188c7e4"/>
+    <w:lvl w:ilvl="0" w:tplc="409000f">
       <w:start w:val="1"/>
-      <w:numFmt w:val="decimal"/>
       <w:lvlText w:val="%1."/>
       <w:lvlJc w:val="left"/>
       <w:pPr>
         <w:ind w:left="800" w:hanging="400"/>
       </w:pPr>
     </w:lvl>
-    <w:lvl w:ilvl="1" w:tplc="4392858C">
+    <w:lvl w:ilvl="1" w:tplc="4392858c">
       <w:start w:val="1"/>
       <w:numFmt w:val="lowerLetter"/>
       <w:lvlText w:val="%2."/>
@@ -1503,7 +2453,7 @@
         <w:ind w:left="1200" w:hanging="400"/>
       </w:pPr>
     </w:lvl>
-    <w:lvl w:ilvl="2" w:tplc="0409001B">
+    <w:lvl w:ilvl="2" w:tplc="409001b">
       <w:start w:val="1"/>
       <w:numFmt w:val="lowerRoman"/>
       <w:lvlText w:val="%3."/>
@@ -1512,16 +2462,15 @@
         <w:ind w:left="1600" w:hanging="400"/>
       </w:pPr>
     </w:lvl>
-    <w:lvl w:ilvl="3" w:tplc="0409000F">
+    <w:lvl w:ilvl="3" w:tplc="409000f">
       <w:start w:val="1"/>
-      <w:numFmt w:val="decimal"/>
       <w:lvlText w:val="%4."/>
       <w:lvlJc w:val="left"/>
       <w:pPr>
         <w:ind w:left="2000" w:hanging="400"/>
       </w:pPr>
     </w:lvl>
-    <w:lvl w:ilvl="4" w:tplc="4392858C">
+    <w:lvl w:ilvl="4" w:tplc="4392858c">
       <w:start w:val="1"/>
       <w:numFmt w:val="lowerLetter"/>
       <w:lvlText w:val="%5."/>
@@ -1530,7 +2479,7 @@
         <w:ind w:left="2400" w:hanging="400"/>
       </w:pPr>
     </w:lvl>
-    <w:lvl w:ilvl="5" w:tplc="0409001B">
+    <w:lvl w:ilvl="5" w:tplc="409001b">
       <w:start w:val="1"/>
       <w:numFmt w:val="lowerRoman"/>
       <w:lvlText w:val="%6."/>
@@ -1539,16 +2488,15 @@
         <w:ind w:left="2800" w:hanging="400"/>
       </w:pPr>
     </w:lvl>
-    <w:lvl w:ilvl="6" w:tplc="0409000F">
+    <w:lvl w:ilvl="6" w:tplc="409000f">
       <w:start w:val="1"/>
-      <w:numFmt w:val="decimal"/>
       <w:lvlText w:val="%7."/>
       <w:lvlJc w:val="left"/>
       <w:pPr>
         <w:ind w:left="3200" w:hanging="400"/>
       </w:pPr>
     </w:lvl>
-    <w:lvl w:ilvl="7" w:tplc="4392858C">
+    <w:lvl w:ilvl="7" w:tplc="4392858c">
       <w:start w:val="1"/>
       <w:numFmt w:val="lowerLetter"/>
       <w:lvlText w:val="%8."/>
@@ -1557,7 +2505,7 @@
         <w:ind w:left="3600" w:hanging="400"/>
       </w:pPr>
     </w:lvl>
-    <w:lvl w:ilvl="8" w:tplc="0409001B">
+    <w:lvl w:ilvl="8" w:tplc="409001b">
       <w:start w:val="1"/>
       <w:numFmt w:val="lowerRoman"/>
       <w:lvlText w:val="%9."/>
@@ -1567,20 +2515,19 @@
       </w:pPr>
     </w:lvl>
   </w:abstractNum>
-  <w:abstractNum w:abstractNumId="1" w15:restartNumberingAfterBreak="0">
-    <w:nsid w:val="FFFFEB00"/>
+  <w:abstractNum w:abstractNumId="1">
+    <w:nsid w:val="7ffbffc0"/>
     <w:multiLevelType w:val="hybridMultilevel"/>
-    <w:tmpl w:val="49F4AB8E"/>
-    <w:lvl w:ilvl="0" w:tplc="0409000F">
+    <w:lvl w:ilvl="0" w:tplc="409000f">
       <w:start w:val="1"/>
-      <w:numFmt w:val="decimal"/>
       <w:lvlText w:val="%1."/>
       <w:lvlJc w:val="left"/>
       <w:pPr>
         <w:ind w:left="800" w:hanging="400"/>
       </w:pPr>
+      <w:rPr/>
     </w:lvl>
-    <w:lvl w:ilvl="1" w:tplc="4392858C">
+    <w:lvl w:ilvl="1" w:tplc="4392858c">
       <w:start w:val="1"/>
       <w:numFmt w:val="lowerLetter"/>
       <w:lvlText w:val="%2."/>
@@ -1588,8 +2535,9 @@
       <w:pPr>
         <w:ind w:left="1200" w:hanging="400"/>
       </w:pPr>
+      <w:rPr/>
     </w:lvl>
-    <w:lvl w:ilvl="2" w:tplc="0409001B">
+    <w:lvl w:ilvl="2" w:tplc="409001b">
       <w:start w:val="1"/>
       <w:numFmt w:val="lowerRoman"/>
       <w:lvlText w:val="%3."/>
@@ -1597,17 +2545,18 @@
       <w:pPr>
         <w:ind w:left="1600" w:hanging="400"/>
       </w:pPr>
+      <w:rPr/>
     </w:lvl>
-    <w:lvl w:ilvl="3" w:tplc="0409000F">
+    <w:lvl w:ilvl="3" w:tplc="409000f">
       <w:start w:val="1"/>
-      <w:numFmt w:val="decimal"/>
       <w:lvlText w:val="%4."/>
       <w:lvlJc w:val="left"/>
       <w:pPr>
         <w:ind w:left="2000" w:hanging="400"/>
       </w:pPr>
+      <w:rPr/>
     </w:lvl>
-    <w:lvl w:ilvl="4" w:tplc="4392858C">
+    <w:lvl w:ilvl="4" w:tplc="4392858c">
       <w:start w:val="1"/>
       <w:numFmt w:val="lowerLetter"/>
       <w:lvlText w:val="%5."/>
@@ -1615,8 +2564,9 @@
       <w:pPr>
         <w:ind w:left="2400" w:hanging="400"/>
       </w:pPr>
+      <w:rPr/>
     </w:lvl>
-    <w:lvl w:ilvl="5" w:tplc="0409001B">
+    <w:lvl w:ilvl="5" w:tplc="409001b">
       <w:start w:val="1"/>
       <w:numFmt w:val="lowerRoman"/>
       <w:lvlText w:val="%6."/>
@@ -1624,17 +2574,18 @@
       <w:pPr>
         <w:ind w:left="2800" w:hanging="400"/>
       </w:pPr>
+      <w:rPr/>
     </w:lvl>
-    <w:lvl w:ilvl="6" w:tplc="0409000F">
+    <w:lvl w:ilvl="6" w:tplc="409000f">
       <w:start w:val="1"/>
-      <w:numFmt w:val="decimal"/>
       <w:lvlText w:val="%7."/>
       <w:lvlJc w:val="left"/>
       <w:pPr>
         <w:ind w:left="3200" w:hanging="400"/>
       </w:pPr>
+      <w:rPr/>
     </w:lvl>
-    <w:lvl w:ilvl="7" w:tplc="4392858C">
+    <w:lvl w:ilvl="7" w:tplc="4392858c">
       <w:start w:val="1"/>
       <w:numFmt w:val="lowerLetter"/>
       <w:lvlText w:val="%8."/>
@@ -1642,8 +2593,9 @@
       <w:pPr>
         <w:ind w:left="3600" w:hanging="400"/>
       </w:pPr>
+      <w:rPr/>
     </w:lvl>
-    <w:lvl w:ilvl="8" w:tplc="0409001B">
+    <w:lvl w:ilvl="8" w:tplc="409001b">
       <w:start w:val="1"/>
       <w:numFmt w:val="lowerRoman"/>
       <w:lvlText w:val="%9."/>
@@ -1651,32 +2603,33 @@
       <w:pPr>
         <w:ind w:left="4000" w:hanging="400"/>
       </w:pPr>
+      <w:rPr/>
     </w:lvl>
   </w:abstractNum>
-  <w:num w:numId="1" w16cid:durableId="1549368491">
+  <w:num w:numId="1">
     <w:abstractNumId w:val="0"/>
   </w:num>
-  <w:num w:numId="2" w16cid:durableId="118885204">
+  <w:num w:numId="2">
     <w:abstractNumId w:val="1"/>
   </w:num>
 </w:numbering>
 </file>
 
 <file path=word/styles.xml><?xml version="1.0" encoding="utf-8"?>
-<w:styles xmlns:mc="http://schemas.openxmlformats.org/markup-compatibility/2006" xmlns:r="http://schemas.openxmlformats.org/officeDocument/2006/relationships" xmlns:w="http://schemas.openxmlformats.org/wordprocessingml/2006/main" xmlns:w14="http://schemas.microsoft.com/office/word/2010/wordml" xmlns:w15="http://schemas.microsoft.com/office/word/2012/wordml" xmlns:w16cex="http://schemas.microsoft.com/office/word/2018/wordml/cex" xmlns:w16cid="http://schemas.microsoft.com/office/word/2016/wordml/cid" xmlns:w16="http://schemas.microsoft.com/office/word/2018/wordml" xmlns:w16du="http://schemas.microsoft.com/office/word/2023/wordml/word16du" xmlns:w16sdtdh="http://schemas.microsoft.com/office/word/2020/wordml/sdtdatahash" xmlns:w16sdtfl="http://schemas.microsoft.com/office/word/2024/wordml/sdtformatlock" xmlns:w16se="http://schemas.microsoft.com/office/word/2015/wordml/symex" mc:Ignorable="w14 w15 w16se w16cid w16 w16cex w16sdtdh w16sdtfl w16du">
+<w:styles xmlns:r="http://schemas.openxmlformats.org/officeDocument/2006/relationships" xmlns:w="http://schemas.openxmlformats.org/wordprocessingml/2006/main">
   <w:docDefaults>
     <w:rPrDefault>
       <w:rPr>
+        <w:lang w:val="en-US" w:eastAsia="ko-KR" w:bidi="ar-SA"/>
         <w:rFonts w:asciiTheme="minorHAnsi" w:eastAsiaTheme="minorEastAsia" w:hAnsiTheme="minorHAnsi" w:cstheme="minorBidi"/>
+        <w:szCs w:val="22"/>
         <w:kern w:val="2"/>
-        <w:szCs w:val="22"/>
-        <w:lang w:val="en-US" w:eastAsia="ko-KR" w:bidi="ar-SA"/>
       </w:rPr>
     </w:rPrDefault>
     <w:pPrDefault>
       <w:pPr>
+        <w:jc w:val="both"/>
         <w:spacing w:after="160" w:line="259" w:lineRule="auto"/>
-        <w:jc w:val="both"/>
       </w:pPr>
     </w:pPrDefault>
   </w:docDefaults>
@@ -1957,10 +2910,10 @@
     <w:name w:val="Normal"/>
     <w:qFormat/>
     <w:pPr>
-      <w:widowControl w:val="0"/>
-      <w:wordWrap w:val="0"/>
-      <w:autoSpaceDE w:val="0"/>
-      <w:autoSpaceDN w:val="0"/>
+      <w:autoSpaceDE w:val="off"/>
+      <w:autoSpaceDN w:val="off"/>
+      <w:widowControl w:val="off"/>
+      <w:wordWrap w:val="off"/>
     </w:pPr>
   </w:style>
   <w:style w:type="character" w:default="1" w:styleId="a0">
@@ -1991,8 +2944,8 @@
   </w:style>
   <w:style w:type="table" w:customStyle="1" w:styleId="1">
     <w:name w:val="표 구분선1"/>
+    <w:uiPriority w:val="39"/>
     <w:basedOn w:val="a1"/>
-    <w:uiPriority w:val="39"/>
     <w:pPr>
       <w:spacing w:after="0" w:line="240" w:lineRule="auto"/>
     </w:pPr>
@@ -2009,8 +2962,8 @@
   </w:style>
   <w:style w:type="paragraph" w:styleId="a3">
     <w:name w:val="List Paragraph"/>
+    <w:uiPriority w:val="34"/>
     <w:basedOn w:val="a"/>
-    <w:uiPriority w:val="34"/>
     <w:qFormat/>
     <w:pPr>
       <w:ind w:leftChars="400" w:left="800"/>
@@ -2018,58 +2971,58 @@
   </w:style>
   <w:style w:type="paragraph" w:styleId="a4">
     <w:name w:val="header"/>
+    <w:uiPriority w:val="99"/>
     <w:basedOn w:val="a"/>
     <w:link w:val="Char"/>
-    <w:uiPriority w:val="99"/>
     <w:unhideWhenUsed/>
     <w:pPr>
+      <w:snapToGrid w:val="0"/>
       <w:tabs>
         <w:tab w:val="center" w:pos="4513"/>
         <w:tab w:val="right" w:pos="9026"/>
       </w:tabs>
-      <w:snapToGrid w:val="0"/>
     </w:pPr>
   </w:style>
   <w:style w:type="character" w:customStyle="1" w:styleId="Char">
     <w:name w:val="머리글 Char"/>
+    <w:uiPriority w:val="99"/>
     <w:basedOn w:val="a0"/>
     <w:link w:val="a4"/>
-    <w:uiPriority w:val="99"/>
   </w:style>
   <w:style w:type="paragraph" w:styleId="a5">
     <w:name w:val="footer"/>
+    <w:uiPriority w:val="99"/>
     <w:basedOn w:val="a"/>
     <w:link w:val="Char0"/>
-    <w:uiPriority w:val="99"/>
     <w:unhideWhenUsed/>
     <w:pPr>
+      <w:snapToGrid w:val="0"/>
       <w:tabs>
         <w:tab w:val="center" w:pos="4513"/>
         <w:tab w:val="right" w:pos="9026"/>
       </w:tabs>
-      <w:snapToGrid w:val="0"/>
     </w:pPr>
   </w:style>
   <w:style w:type="character" w:customStyle="1" w:styleId="Char0">
     <w:name w:val="바닥글 Char"/>
+    <w:uiPriority w:val="99"/>
     <w:basedOn w:val="a0"/>
     <w:link w:val="a5"/>
-    <w:uiPriority w:val="99"/>
   </w:style>
   <w:style w:type="character" w:styleId="a6">
     <w:name w:val="Hyperlink"/>
+    <w:uiPriority w:val="99"/>
     <w:basedOn w:val="a0"/>
-    <w:uiPriority w:val="99"/>
     <w:unhideWhenUsed/>
     <w:rPr>
       <w:color w:val="0563C1"/>
-      <w:u w:val="single"/>
+      <w:u w:val="single" w:color="auto"/>
     </w:rPr>
   </w:style>
   <w:style w:type="character" w:customStyle="1" w:styleId="10">
     <w:name w:val="확인되지 않은 멘션1"/>
+    <w:uiPriority w:val="99"/>
     <w:basedOn w:val="a0"/>
-    <w:uiPriority w:val="99"/>
     <w:semiHidden/>
     <w:unhideWhenUsed/>
     <w:rPr>
@@ -2079,11 +3032,11 @@
   </w:style>
   <w:style w:type="paragraph" w:styleId="a7">
     <w:name w:val="caption"/>
+    <w:uiPriority w:val="35"/>
     <w:basedOn w:val="a"/>
     <w:next w:val="a"/>
-    <w:uiPriority w:val="35"/>
+    <w:qFormat/>
     <w:unhideWhenUsed/>
-    <w:qFormat/>
     <w:rPr>
       <w:b/>
       <w:bCs/>
